--- a/worksheets/L3_NetworkShowdown_Worksheet.docx
+++ b/worksheets/L3_NetworkShowdown_Worksheet.docx
@@ -540,7 +540,7 @@
                 <w:sz w:val="21"/>
                 <w:szCs w:val="21"/>
               </w:rPr>
-              <w:t xml:space="preserve">How do torrents work? Are they an example of a client-server or peer-to-peer approach? Is torrenting a quicker or slower way of downloading video files, and why?</w:t>
+              <w:t xml:space="preserve">A class of 30 needs to share one big video file. Describe two ways it could be done, and say which would be quicker.</w:t>
             </w:r>
           </w:p>
           <w:tbl>
@@ -1286,6 +1286,218 @@
               </w:tc>
             </w:tr>
           </w:tbl>
+          <w:p>
+            <w:pPr>
+              <w:keepNext/>
+              <w:spacing w:after="60" w:before="120"/>
+            </w:pPr>
+            <w:r>
+              <w:rPr>
+                <w:rFonts w:ascii="Arial" w:cs="Arial" w:eastAsia="Arial" w:hAnsi="Arial"/>
+                <w:b/>
+                <w:bCs/>
+                <w:sz w:val="21"/>
+                <w:szCs w:val="21"/>
+              </w:rPr>
+              <w:t xml:space="preserve">In a client-server network, what does a client do?</w:t>
+            </w:r>
+          </w:p>
+          <w:tbl>
+            <w:tblPr>
+              <w:tblW w:type="dxa" w:w="10026"/>
+              <w:tblBorders>
+                <w:top w:val="single" w:color="auto" w:sz="4"/>
+                <w:left w:val="single" w:color="auto" w:sz="4"/>
+                <w:bottom w:val="single" w:color="auto" w:sz="4"/>
+                <w:right w:val="single" w:color="auto" w:sz="4"/>
+                <w:insideH w:val="single" w:color="auto" w:sz="4"/>
+                <w:insideV w:val="single" w:color="auto" w:sz="4"/>
+              </w:tblBorders>
+            </w:tblPr>
+            <w:tblGrid>
+              <w:gridCol w:w="10026"/>
+            </w:tblGrid>
+            <w:tr>
+              <w:trPr>
+                <w:cantSplit/>
+                <w:trHeight w:val="460" w:hRule="exact"/>
+              </w:trPr>
+              <w:tc>
+                <w:tcPr>
+                  <w:tcW w:type="dxa" w:w="10026"/>
+                  <w:tcBorders>
+                    <w:top w:val="none" w:color="FFFFFF" w:sz="0"/>
+                    <w:left w:val="none" w:color="FFFFFF" w:sz="0"/>
+                    <w:bottom w:val="dotted" w:color="9AA8BC" w:sz="6"/>
+                    <w:right w:val="none" w:color="FFFFFF" w:sz="0"/>
+                  </w:tcBorders>
+                  <w:tcMar>
+                    <w:left w:type="dxa" w:w="0"/>
+                    <w:bottom w:type="dxa" w:w="20"/>
+                    <w:right w:type="dxa" w:w="0"/>
+                  </w:tcMar>
+                  <w:vAlign w:val="bottom"/>
+                </w:tcPr>
+                <w:p>
+                  <w:pPr>
+                    <w:spacing w:after="0" w:before="0"/>
+                  </w:pPr>
+                  <w:r>
+                    <w:rPr>
+                      <w:rFonts w:ascii="Arial" w:cs="Arial" w:eastAsia="Arial" w:hAnsi="Arial"/>
+                      <w:color w:val="5A6B85"/>
+                      <w:sz w:val="21"/>
+                      <w:szCs w:val="21"/>
+                    </w:rPr>
+                    <w:t xml:space="preserve"/>
+                  </w:r>
+                </w:p>
+              </w:tc>
+            </w:tr>
+            <w:tr>
+              <w:trPr>
+                <w:cantSplit/>
+                <w:trHeight w:val="460" w:hRule="exact"/>
+              </w:trPr>
+              <w:tc>
+                <w:tcPr>
+                  <w:tcW w:type="dxa" w:w="10026"/>
+                  <w:tcBorders>
+                    <w:top w:val="none" w:color="FFFFFF" w:sz="0"/>
+                    <w:left w:val="none" w:color="FFFFFF" w:sz="0"/>
+                    <w:bottom w:val="dotted" w:color="9AA8BC" w:sz="6"/>
+                    <w:right w:val="none" w:color="FFFFFF" w:sz="0"/>
+                  </w:tcBorders>
+                  <w:tcMar>
+                    <w:left w:type="dxa" w:w="0"/>
+                    <w:bottom w:type="dxa" w:w="20"/>
+                    <w:right w:type="dxa" w:w="0"/>
+                  </w:tcMar>
+                  <w:vAlign w:val="bottom"/>
+                </w:tcPr>
+                <w:p>
+                  <w:pPr>
+                    <w:spacing w:after="0" w:before="0"/>
+                  </w:pPr>
+                  <w:r>
+                    <w:rPr>
+                      <w:rFonts w:ascii="Arial" w:cs="Arial" w:eastAsia="Arial" w:hAnsi="Arial"/>
+                      <w:color w:val="5A6B85"/>
+                      <w:sz w:val="21"/>
+                      <w:szCs w:val="21"/>
+                    </w:rPr>
+                    <w:t xml:space="preserve"/>
+                  </w:r>
+                </w:p>
+              </w:tc>
+            </w:tr>
+          </w:tbl>
+          <w:p>
+            <w:pPr>
+              <w:keepNext/>
+              <w:spacing w:after="60" w:before="120"/>
+            </w:pPr>
+            <w:r>
+              <w:rPr>
+                <w:rFonts w:ascii="Arial" w:cs="Arial" w:eastAsia="Arial" w:hAnsi="Arial"/>
+                <w:b/>
+                <w:bCs/>
+                <w:sz w:val="21"/>
+                <w:szCs w:val="21"/>
+              </w:rPr>
+              <w:t xml:space="preserve">Which of these is acting as a server?</w:t>
+            </w:r>
+          </w:p>
+          <w:tbl>
+            <w:tblPr>
+              <w:tblW w:type="dxa" w:w="10026"/>
+              <w:tblBorders>
+                <w:top w:val="single" w:color="auto" w:sz="4"/>
+                <w:left w:val="single" w:color="auto" w:sz="4"/>
+                <w:bottom w:val="single" w:color="auto" w:sz="4"/>
+                <w:right w:val="single" w:color="auto" w:sz="4"/>
+                <w:insideH w:val="single" w:color="auto" w:sz="4"/>
+                <w:insideV w:val="single" w:color="auto" w:sz="4"/>
+              </w:tblBorders>
+            </w:tblPr>
+            <w:tblGrid>
+              <w:gridCol w:w="10026"/>
+            </w:tblGrid>
+            <w:tr>
+              <w:trPr>
+                <w:cantSplit/>
+                <w:trHeight w:val="460" w:hRule="exact"/>
+              </w:trPr>
+              <w:tc>
+                <w:tcPr>
+                  <w:tcW w:type="dxa" w:w="10026"/>
+                  <w:tcBorders>
+                    <w:top w:val="none" w:color="FFFFFF" w:sz="0"/>
+                    <w:left w:val="none" w:color="FFFFFF" w:sz="0"/>
+                    <w:bottom w:val="dotted" w:color="9AA8BC" w:sz="6"/>
+                    <w:right w:val="none" w:color="FFFFFF" w:sz="0"/>
+                  </w:tcBorders>
+                  <w:tcMar>
+                    <w:left w:type="dxa" w:w="0"/>
+                    <w:bottom w:type="dxa" w:w="20"/>
+                    <w:right w:type="dxa" w:w="0"/>
+                  </w:tcMar>
+                  <w:vAlign w:val="bottom"/>
+                </w:tcPr>
+                <w:p>
+                  <w:pPr>
+                    <w:spacing w:after="0" w:before="0"/>
+                  </w:pPr>
+                  <w:r>
+                    <w:rPr>
+                      <w:rFonts w:ascii="Arial" w:cs="Arial" w:eastAsia="Arial" w:hAnsi="Arial"/>
+                      <w:color w:val="5A6B85"/>
+                      <w:sz w:val="21"/>
+                      <w:szCs w:val="21"/>
+                    </w:rPr>
+                    <w:t xml:space="preserve"/>
+                  </w:r>
+                </w:p>
+              </w:tc>
+            </w:tr>
+            <w:tr>
+              <w:trPr>
+                <w:cantSplit/>
+                <w:trHeight w:val="460" w:hRule="exact"/>
+              </w:trPr>
+              <w:tc>
+                <w:tcPr>
+                  <w:tcW w:type="dxa" w:w="10026"/>
+                  <w:tcBorders>
+                    <w:top w:val="none" w:color="FFFFFF" w:sz="0"/>
+                    <w:left w:val="none" w:color="FFFFFF" w:sz="0"/>
+                    <w:bottom w:val="dotted" w:color="9AA8BC" w:sz="6"/>
+                    <w:right w:val="none" w:color="FFFFFF" w:sz="0"/>
+                  </w:tcBorders>
+                  <w:tcMar>
+                    <w:left w:type="dxa" w:w="0"/>
+                    <w:bottom w:type="dxa" w:w="20"/>
+                    <w:right w:type="dxa" w:w="0"/>
+                  </w:tcMar>
+                  <w:vAlign w:val="bottom"/>
+                </w:tcPr>
+                <w:p>
+                  <w:pPr>
+                    <w:spacing w:after="0" w:before="0"/>
+                  </w:pPr>
+                  <w:r>
+                    <w:rPr>
+                      <w:rFonts w:ascii="Arial" w:cs="Arial" w:eastAsia="Arial" w:hAnsi="Arial"/>
+                      <w:color w:val="5A6B85"/>
+                      <w:sz w:val="21"/>
+                      <w:szCs w:val="21"/>
+                    </w:rPr>
+                    <w:t xml:space="preserve"/>
+                  </w:r>
+                </w:p>
+              </w:tc>
+            </w:tr>
+          </w:tbl>
           <w:p/>
         </w:tc>
       </w:tr>
@@ -1477,6 +1689,218 @@
                 <w:szCs w:val="21"/>
               </w:rPr>
               <w:t xml:space="preserve">Where might you find a peer-to-peer network at home?</w:t>
+            </w:r>
+          </w:p>
+          <w:tbl>
+            <w:tblPr>
+              <w:tblW w:type="dxa" w:w="10026"/>
+              <w:tblBorders>
+                <w:top w:val="single" w:color="auto" w:sz="4"/>
+                <w:left w:val="single" w:color="auto" w:sz="4"/>
+                <w:bottom w:val="single" w:color="auto" w:sz="4"/>
+                <w:right w:val="single" w:color="auto" w:sz="4"/>
+                <w:insideH w:val="single" w:color="auto" w:sz="4"/>
+                <w:insideV w:val="single" w:color="auto" w:sz="4"/>
+              </w:tblBorders>
+            </w:tblPr>
+            <w:tblGrid>
+              <w:gridCol w:w="10026"/>
+            </w:tblGrid>
+            <w:tr>
+              <w:trPr>
+                <w:cantSplit/>
+                <w:trHeight w:val="460" w:hRule="exact"/>
+              </w:trPr>
+              <w:tc>
+                <w:tcPr>
+                  <w:tcW w:type="dxa" w:w="10026"/>
+                  <w:tcBorders>
+                    <w:top w:val="none" w:color="FFFFFF" w:sz="0"/>
+                    <w:left w:val="none" w:color="FFFFFF" w:sz="0"/>
+                    <w:bottom w:val="dotted" w:color="9AA8BC" w:sz="6"/>
+                    <w:right w:val="none" w:color="FFFFFF" w:sz="0"/>
+                  </w:tcBorders>
+                  <w:tcMar>
+                    <w:left w:type="dxa" w:w="0"/>
+                    <w:bottom w:type="dxa" w:w="20"/>
+                    <w:right w:type="dxa" w:w="0"/>
+                  </w:tcMar>
+                  <w:vAlign w:val="bottom"/>
+                </w:tcPr>
+                <w:p>
+                  <w:pPr>
+                    <w:spacing w:after="0" w:before="0"/>
+                  </w:pPr>
+                  <w:r>
+                    <w:rPr>
+                      <w:rFonts w:ascii="Arial" w:cs="Arial" w:eastAsia="Arial" w:hAnsi="Arial"/>
+                      <w:color w:val="5A6B85"/>
+                      <w:sz w:val="21"/>
+                      <w:szCs w:val="21"/>
+                    </w:rPr>
+                    <w:t xml:space="preserve"/>
+                  </w:r>
+                </w:p>
+              </w:tc>
+            </w:tr>
+            <w:tr>
+              <w:trPr>
+                <w:cantSplit/>
+                <w:trHeight w:val="460" w:hRule="exact"/>
+              </w:trPr>
+              <w:tc>
+                <w:tcPr>
+                  <w:tcW w:type="dxa" w:w="10026"/>
+                  <w:tcBorders>
+                    <w:top w:val="none" w:color="FFFFFF" w:sz="0"/>
+                    <w:left w:val="none" w:color="FFFFFF" w:sz="0"/>
+                    <w:bottom w:val="dotted" w:color="9AA8BC" w:sz="6"/>
+                    <w:right w:val="none" w:color="FFFFFF" w:sz="0"/>
+                  </w:tcBorders>
+                  <w:tcMar>
+                    <w:left w:type="dxa" w:w="0"/>
+                    <w:bottom w:type="dxa" w:w="20"/>
+                    <w:right w:type="dxa" w:w="0"/>
+                  </w:tcMar>
+                  <w:vAlign w:val="bottom"/>
+                </w:tcPr>
+                <w:p>
+                  <w:pPr>
+                    <w:spacing w:after="0" w:before="0"/>
+                  </w:pPr>
+                  <w:r>
+                    <w:rPr>
+                      <w:rFonts w:ascii="Arial" w:cs="Arial" w:eastAsia="Arial" w:hAnsi="Arial"/>
+                      <w:color w:val="5A6B85"/>
+                      <w:sz w:val="21"/>
+                      <w:szCs w:val="21"/>
+                    </w:rPr>
+                    <w:t xml:space="preserve"/>
+                  </w:r>
+                </w:p>
+              </w:tc>
+            </w:tr>
+          </w:tbl>
+          <w:p>
+            <w:pPr>
+              <w:keepNext/>
+              <w:spacing w:after="60" w:before="120"/>
+            </w:pPr>
+            <w:r>
+              <w:rPr>
+                <w:rFonts w:ascii="Arial" w:cs="Arial" w:eastAsia="Arial" w:hAnsi="Arial"/>
+                <w:b/>
+                <w:bCs/>
+                <w:sz w:val="21"/>
+                <w:szCs w:val="21"/>
+              </w:rPr>
+              <w:t xml:space="preserve">What is a peer in a peer-to-peer network?</w:t>
+            </w:r>
+          </w:p>
+          <w:tbl>
+            <w:tblPr>
+              <w:tblW w:type="dxa" w:w="10026"/>
+              <w:tblBorders>
+                <w:top w:val="single" w:color="auto" w:sz="4"/>
+                <w:left w:val="single" w:color="auto" w:sz="4"/>
+                <w:bottom w:val="single" w:color="auto" w:sz="4"/>
+                <w:right w:val="single" w:color="auto" w:sz="4"/>
+                <w:insideH w:val="single" w:color="auto" w:sz="4"/>
+                <w:insideV w:val="single" w:color="auto" w:sz="4"/>
+              </w:tblBorders>
+            </w:tblPr>
+            <w:tblGrid>
+              <w:gridCol w:w="10026"/>
+            </w:tblGrid>
+            <w:tr>
+              <w:trPr>
+                <w:cantSplit/>
+                <w:trHeight w:val="460" w:hRule="exact"/>
+              </w:trPr>
+              <w:tc>
+                <w:tcPr>
+                  <w:tcW w:type="dxa" w:w="10026"/>
+                  <w:tcBorders>
+                    <w:top w:val="none" w:color="FFFFFF" w:sz="0"/>
+                    <w:left w:val="none" w:color="FFFFFF" w:sz="0"/>
+                    <w:bottom w:val="dotted" w:color="9AA8BC" w:sz="6"/>
+                    <w:right w:val="none" w:color="FFFFFF" w:sz="0"/>
+                  </w:tcBorders>
+                  <w:tcMar>
+                    <w:left w:type="dxa" w:w="0"/>
+                    <w:bottom w:type="dxa" w:w="20"/>
+                    <w:right w:type="dxa" w:w="0"/>
+                  </w:tcMar>
+                  <w:vAlign w:val="bottom"/>
+                </w:tcPr>
+                <w:p>
+                  <w:pPr>
+                    <w:spacing w:after="0" w:before="0"/>
+                  </w:pPr>
+                  <w:r>
+                    <w:rPr>
+                      <w:rFonts w:ascii="Arial" w:cs="Arial" w:eastAsia="Arial" w:hAnsi="Arial"/>
+                      <w:color w:val="5A6B85"/>
+                      <w:sz w:val="21"/>
+                      <w:szCs w:val="21"/>
+                    </w:rPr>
+                    <w:t xml:space="preserve"/>
+                  </w:r>
+                </w:p>
+              </w:tc>
+            </w:tr>
+            <w:tr>
+              <w:trPr>
+                <w:cantSplit/>
+                <w:trHeight w:val="460" w:hRule="exact"/>
+              </w:trPr>
+              <w:tc>
+                <w:tcPr>
+                  <w:tcW w:type="dxa" w:w="10026"/>
+                  <w:tcBorders>
+                    <w:top w:val="none" w:color="FFFFFF" w:sz="0"/>
+                    <w:left w:val="none" w:color="FFFFFF" w:sz="0"/>
+                    <w:bottom w:val="dotted" w:color="9AA8BC" w:sz="6"/>
+                    <w:right w:val="none" w:color="FFFFFF" w:sz="0"/>
+                  </w:tcBorders>
+                  <w:tcMar>
+                    <w:left w:type="dxa" w:w="0"/>
+                    <w:bottom w:type="dxa" w:w="20"/>
+                    <w:right w:type="dxa" w:w="0"/>
+                  </w:tcMar>
+                  <w:vAlign w:val="bottom"/>
+                </w:tcPr>
+                <w:p>
+                  <w:pPr>
+                    <w:spacing w:after="0" w:before="0"/>
+                  </w:pPr>
+                  <w:r>
+                    <w:rPr>
+                      <w:rFonts w:ascii="Arial" w:cs="Arial" w:eastAsia="Arial" w:hAnsi="Arial"/>
+                      <w:color w:val="5A6B85"/>
+                      <w:sz w:val="21"/>
+                      <w:szCs w:val="21"/>
+                    </w:rPr>
+                    <w:t xml:space="preserve"/>
+                  </w:r>
+                </w:p>
+              </w:tc>
+            </w:tr>
+          </w:tbl>
+          <w:p>
+            <w:pPr>
+              <w:keepNext/>
+              <w:spacing w:after="60" w:before="120"/>
+            </w:pPr>
+            <w:r>
+              <w:rPr>
+                <w:rFonts w:ascii="Arial" w:cs="Arial" w:eastAsia="Arial" w:hAnsi="Arial"/>
+                <w:b/>
+                <w:bCs/>
+                <w:sz w:val="21"/>
+                <w:szCs w:val="21"/>
+              </w:rPr>
+              <w:t xml:space="preserve">Who is responsible for backups in a peer-to-peer network?</w:t>
             </w:r>
           </w:p>
           <w:tbl>
@@ -1852,6 +2276,218 @@
               </w:tc>
             </w:tr>
           </w:tbl>
+          <w:p>
+            <w:pPr>
+              <w:keepNext/>
+              <w:spacing w:after="60" w:before="120"/>
+            </w:pPr>
+            <w:r>
+              <w:rPr>
+                <w:rFonts w:ascii="Arial" w:cs="Arial" w:eastAsia="Arial" w:hAnsi="Arial"/>
+                <w:b/>
+                <w:bCs/>
+                <w:sz w:val="21"/>
+                <w:szCs w:val="21"/>
+              </w:rPr>
+              <w:t xml:space="preserve">Which is an advantage of a client-server network?</w:t>
+            </w:r>
+          </w:p>
+          <w:tbl>
+            <w:tblPr>
+              <w:tblW w:type="dxa" w:w="10026"/>
+              <w:tblBorders>
+                <w:top w:val="single" w:color="auto" w:sz="4"/>
+                <w:left w:val="single" w:color="auto" w:sz="4"/>
+                <w:bottom w:val="single" w:color="auto" w:sz="4"/>
+                <w:right w:val="single" w:color="auto" w:sz="4"/>
+                <w:insideH w:val="single" w:color="auto" w:sz="4"/>
+                <w:insideV w:val="single" w:color="auto" w:sz="4"/>
+              </w:tblBorders>
+            </w:tblPr>
+            <w:tblGrid>
+              <w:gridCol w:w="10026"/>
+            </w:tblGrid>
+            <w:tr>
+              <w:trPr>
+                <w:cantSplit/>
+                <w:trHeight w:val="460" w:hRule="exact"/>
+              </w:trPr>
+              <w:tc>
+                <w:tcPr>
+                  <w:tcW w:type="dxa" w:w="10026"/>
+                  <w:tcBorders>
+                    <w:top w:val="none" w:color="FFFFFF" w:sz="0"/>
+                    <w:left w:val="none" w:color="FFFFFF" w:sz="0"/>
+                    <w:bottom w:val="dotted" w:color="9AA8BC" w:sz="6"/>
+                    <w:right w:val="none" w:color="FFFFFF" w:sz="0"/>
+                  </w:tcBorders>
+                  <w:tcMar>
+                    <w:left w:type="dxa" w:w="0"/>
+                    <w:bottom w:type="dxa" w:w="20"/>
+                    <w:right w:type="dxa" w:w="0"/>
+                  </w:tcMar>
+                  <w:vAlign w:val="bottom"/>
+                </w:tcPr>
+                <w:p>
+                  <w:pPr>
+                    <w:spacing w:after="0" w:before="0"/>
+                  </w:pPr>
+                  <w:r>
+                    <w:rPr>
+                      <w:rFonts w:ascii="Arial" w:cs="Arial" w:eastAsia="Arial" w:hAnsi="Arial"/>
+                      <w:color w:val="5A6B85"/>
+                      <w:sz w:val="21"/>
+                      <w:szCs w:val="21"/>
+                    </w:rPr>
+                    <w:t xml:space="preserve"/>
+                  </w:r>
+                </w:p>
+              </w:tc>
+            </w:tr>
+            <w:tr>
+              <w:trPr>
+                <w:cantSplit/>
+                <w:trHeight w:val="460" w:hRule="exact"/>
+              </w:trPr>
+              <w:tc>
+                <w:tcPr>
+                  <w:tcW w:type="dxa" w:w="10026"/>
+                  <w:tcBorders>
+                    <w:top w:val="none" w:color="FFFFFF" w:sz="0"/>
+                    <w:left w:val="none" w:color="FFFFFF" w:sz="0"/>
+                    <w:bottom w:val="dotted" w:color="9AA8BC" w:sz="6"/>
+                    <w:right w:val="none" w:color="FFFFFF" w:sz="0"/>
+                  </w:tcBorders>
+                  <w:tcMar>
+                    <w:left w:type="dxa" w:w="0"/>
+                    <w:bottom w:type="dxa" w:w="20"/>
+                    <w:right w:type="dxa" w:w="0"/>
+                  </w:tcMar>
+                  <w:vAlign w:val="bottom"/>
+                </w:tcPr>
+                <w:p>
+                  <w:pPr>
+                    <w:spacing w:after="0" w:before="0"/>
+                  </w:pPr>
+                  <w:r>
+                    <w:rPr>
+                      <w:rFonts w:ascii="Arial" w:cs="Arial" w:eastAsia="Arial" w:hAnsi="Arial"/>
+                      <w:color w:val="5A6B85"/>
+                      <w:sz w:val="21"/>
+                      <w:szCs w:val="21"/>
+                    </w:rPr>
+                    <w:t xml:space="preserve"/>
+                  </w:r>
+                </w:p>
+              </w:tc>
+            </w:tr>
+          </w:tbl>
+          <w:p>
+            <w:pPr>
+              <w:keepNext/>
+              <w:spacing w:after="60" w:before="120"/>
+            </w:pPr>
+            <w:r>
+              <w:rPr>
+                <w:rFonts w:ascii="Arial" w:cs="Arial" w:eastAsia="Arial" w:hAnsi="Arial"/>
+                <w:b/>
+                <w:bCs/>
+                <w:sz w:val="21"/>
+                <w:szCs w:val="21"/>
+              </w:rPr>
+              <w:t xml:space="preserve">Why is the server a single point of failure?</w:t>
+            </w:r>
+          </w:p>
+          <w:tbl>
+            <w:tblPr>
+              <w:tblW w:type="dxa" w:w="10026"/>
+              <w:tblBorders>
+                <w:top w:val="single" w:color="auto" w:sz="4"/>
+                <w:left w:val="single" w:color="auto" w:sz="4"/>
+                <w:bottom w:val="single" w:color="auto" w:sz="4"/>
+                <w:right w:val="single" w:color="auto" w:sz="4"/>
+                <w:insideH w:val="single" w:color="auto" w:sz="4"/>
+                <w:insideV w:val="single" w:color="auto" w:sz="4"/>
+              </w:tblBorders>
+            </w:tblPr>
+            <w:tblGrid>
+              <w:gridCol w:w="10026"/>
+            </w:tblGrid>
+            <w:tr>
+              <w:trPr>
+                <w:cantSplit/>
+                <w:trHeight w:val="460" w:hRule="exact"/>
+              </w:trPr>
+              <w:tc>
+                <w:tcPr>
+                  <w:tcW w:type="dxa" w:w="10026"/>
+                  <w:tcBorders>
+                    <w:top w:val="none" w:color="FFFFFF" w:sz="0"/>
+                    <w:left w:val="none" w:color="FFFFFF" w:sz="0"/>
+                    <w:bottom w:val="dotted" w:color="9AA8BC" w:sz="6"/>
+                    <w:right w:val="none" w:color="FFFFFF" w:sz="0"/>
+                  </w:tcBorders>
+                  <w:tcMar>
+                    <w:left w:type="dxa" w:w="0"/>
+                    <w:bottom w:type="dxa" w:w="20"/>
+                    <w:right w:type="dxa" w:w="0"/>
+                  </w:tcMar>
+                  <w:vAlign w:val="bottom"/>
+                </w:tcPr>
+                <w:p>
+                  <w:pPr>
+                    <w:spacing w:after="0" w:before="0"/>
+                  </w:pPr>
+                  <w:r>
+                    <w:rPr>
+                      <w:rFonts w:ascii="Arial" w:cs="Arial" w:eastAsia="Arial" w:hAnsi="Arial"/>
+                      <w:color w:val="5A6B85"/>
+                      <w:sz w:val="21"/>
+                      <w:szCs w:val="21"/>
+                    </w:rPr>
+                    <w:t xml:space="preserve"/>
+                  </w:r>
+                </w:p>
+              </w:tc>
+            </w:tr>
+            <w:tr>
+              <w:trPr>
+                <w:cantSplit/>
+                <w:trHeight w:val="460" w:hRule="exact"/>
+              </w:trPr>
+              <w:tc>
+                <w:tcPr>
+                  <w:tcW w:type="dxa" w:w="10026"/>
+                  <w:tcBorders>
+                    <w:top w:val="none" w:color="FFFFFF" w:sz="0"/>
+                    <w:left w:val="none" w:color="FFFFFF" w:sz="0"/>
+                    <w:bottom w:val="dotted" w:color="9AA8BC" w:sz="6"/>
+                    <w:right w:val="none" w:color="FFFFFF" w:sz="0"/>
+                  </w:tcBorders>
+                  <w:tcMar>
+                    <w:left w:type="dxa" w:w="0"/>
+                    <w:bottom w:type="dxa" w:w="20"/>
+                    <w:right w:type="dxa" w:w="0"/>
+                  </w:tcMar>
+                  <w:vAlign w:val="bottom"/>
+                </w:tcPr>
+                <w:p>
+                  <w:pPr>
+                    <w:spacing w:after="0" w:before="0"/>
+                  </w:pPr>
+                  <w:r>
+                    <w:rPr>
+                      <w:rFonts w:ascii="Arial" w:cs="Arial" w:eastAsia="Arial" w:hAnsi="Arial"/>
+                      <w:color w:val="5A6B85"/>
+                      <w:sz w:val="21"/>
+                      <w:szCs w:val="21"/>
+                    </w:rPr>
+                    <w:t xml:space="preserve"/>
+                  </w:r>
+                </w:p>
+              </w:tc>
+            </w:tr>
+          </w:tbl>
           <w:p/>
         </w:tc>
       </w:tr>
@@ -2043,6 +2679,218 @@
                 <w:szCs w:val="21"/>
               </w:rPr>
               <w:t xml:space="preserve">A family business has three computers. Would you recommend peer-to-peer? Why?</w:t>
+            </w:r>
+          </w:p>
+          <w:tbl>
+            <w:tblPr>
+              <w:tblW w:type="dxa" w:w="10026"/>
+              <w:tblBorders>
+                <w:top w:val="single" w:color="auto" w:sz="4"/>
+                <w:left w:val="single" w:color="auto" w:sz="4"/>
+                <w:bottom w:val="single" w:color="auto" w:sz="4"/>
+                <w:right w:val="single" w:color="auto" w:sz="4"/>
+                <w:insideH w:val="single" w:color="auto" w:sz="4"/>
+                <w:insideV w:val="single" w:color="auto" w:sz="4"/>
+              </w:tblBorders>
+            </w:tblPr>
+            <w:tblGrid>
+              <w:gridCol w:w="10026"/>
+            </w:tblGrid>
+            <w:tr>
+              <w:trPr>
+                <w:cantSplit/>
+                <w:trHeight w:val="460" w:hRule="exact"/>
+              </w:trPr>
+              <w:tc>
+                <w:tcPr>
+                  <w:tcW w:type="dxa" w:w="10026"/>
+                  <w:tcBorders>
+                    <w:top w:val="none" w:color="FFFFFF" w:sz="0"/>
+                    <w:left w:val="none" w:color="FFFFFF" w:sz="0"/>
+                    <w:bottom w:val="dotted" w:color="9AA8BC" w:sz="6"/>
+                    <w:right w:val="none" w:color="FFFFFF" w:sz="0"/>
+                  </w:tcBorders>
+                  <w:tcMar>
+                    <w:left w:type="dxa" w:w="0"/>
+                    <w:bottom w:type="dxa" w:w="20"/>
+                    <w:right w:type="dxa" w:w="0"/>
+                  </w:tcMar>
+                  <w:vAlign w:val="bottom"/>
+                </w:tcPr>
+                <w:p>
+                  <w:pPr>
+                    <w:spacing w:after="0" w:before="0"/>
+                  </w:pPr>
+                  <w:r>
+                    <w:rPr>
+                      <w:rFonts w:ascii="Arial" w:cs="Arial" w:eastAsia="Arial" w:hAnsi="Arial"/>
+                      <w:color w:val="5A6B85"/>
+                      <w:sz w:val="21"/>
+                      <w:szCs w:val="21"/>
+                    </w:rPr>
+                    <w:t xml:space="preserve"/>
+                  </w:r>
+                </w:p>
+              </w:tc>
+            </w:tr>
+            <w:tr>
+              <w:trPr>
+                <w:cantSplit/>
+                <w:trHeight w:val="460" w:hRule="exact"/>
+              </w:trPr>
+              <w:tc>
+                <w:tcPr>
+                  <w:tcW w:type="dxa" w:w="10026"/>
+                  <w:tcBorders>
+                    <w:top w:val="none" w:color="FFFFFF" w:sz="0"/>
+                    <w:left w:val="none" w:color="FFFFFF" w:sz="0"/>
+                    <w:bottom w:val="dotted" w:color="9AA8BC" w:sz="6"/>
+                    <w:right w:val="none" w:color="FFFFFF" w:sz="0"/>
+                  </w:tcBorders>
+                  <w:tcMar>
+                    <w:left w:type="dxa" w:w="0"/>
+                    <w:bottom w:type="dxa" w:w="20"/>
+                    <w:right w:type="dxa" w:w="0"/>
+                  </w:tcMar>
+                  <w:vAlign w:val="bottom"/>
+                </w:tcPr>
+                <w:p>
+                  <w:pPr>
+                    <w:spacing w:after="0" w:before="0"/>
+                  </w:pPr>
+                  <w:r>
+                    <w:rPr>
+                      <w:rFonts w:ascii="Arial" w:cs="Arial" w:eastAsia="Arial" w:hAnsi="Arial"/>
+                      <w:color w:val="5A6B85"/>
+                      <w:sz w:val="21"/>
+                      <w:szCs w:val="21"/>
+                    </w:rPr>
+                    <w:t xml:space="preserve"/>
+                  </w:r>
+                </w:p>
+              </w:tc>
+            </w:tr>
+          </w:tbl>
+          <w:p>
+            <w:pPr>
+              <w:keepNext/>
+              <w:spacing w:after="60" w:before="120"/>
+            </w:pPr>
+            <w:r>
+              <w:rPr>
+                <w:rFonts w:ascii="Arial" w:cs="Arial" w:eastAsia="Arial" w:hAnsi="Arial"/>
+                <w:b/>
+                <w:bCs/>
+                <w:sz w:val="21"/>
+                <w:szCs w:val="21"/>
+              </w:rPr>
+              <w:t xml:space="preserve">Which is a disadvantage of peer-to-peer?</w:t>
+            </w:r>
+          </w:p>
+          <w:tbl>
+            <w:tblPr>
+              <w:tblW w:type="dxa" w:w="10026"/>
+              <w:tblBorders>
+                <w:top w:val="single" w:color="auto" w:sz="4"/>
+                <w:left w:val="single" w:color="auto" w:sz="4"/>
+                <w:bottom w:val="single" w:color="auto" w:sz="4"/>
+                <w:right w:val="single" w:color="auto" w:sz="4"/>
+                <w:insideH w:val="single" w:color="auto" w:sz="4"/>
+                <w:insideV w:val="single" w:color="auto" w:sz="4"/>
+              </w:tblBorders>
+            </w:tblPr>
+            <w:tblGrid>
+              <w:gridCol w:w="10026"/>
+            </w:tblGrid>
+            <w:tr>
+              <w:trPr>
+                <w:cantSplit/>
+                <w:trHeight w:val="460" w:hRule="exact"/>
+              </w:trPr>
+              <w:tc>
+                <w:tcPr>
+                  <w:tcW w:type="dxa" w:w="10026"/>
+                  <w:tcBorders>
+                    <w:top w:val="none" w:color="FFFFFF" w:sz="0"/>
+                    <w:left w:val="none" w:color="FFFFFF" w:sz="0"/>
+                    <w:bottom w:val="dotted" w:color="9AA8BC" w:sz="6"/>
+                    <w:right w:val="none" w:color="FFFFFF" w:sz="0"/>
+                  </w:tcBorders>
+                  <w:tcMar>
+                    <w:left w:type="dxa" w:w="0"/>
+                    <w:bottom w:type="dxa" w:w="20"/>
+                    <w:right w:type="dxa" w:w="0"/>
+                  </w:tcMar>
+                  <w:vAlign w:val="bottom"/>
+                </w:tcPr>
+                <w:p>
+                  <w:pPr>
+                    <w:spacing w:after="0" w:before="0"/>
+                  </w:pPr>
+                  <w:r>
+                    <w:rPr>
+                      <w:rFonts w:ascii="Arial" w:cs="Arial" w:eastAsia="Arial" w:hAnsi="Arial"/>
+                      <w:color w:val="5A6B85"/>
+                      <w:sz w:val="21"/>
+                      <w:szCs w:val="21"/>
+                    </w:rPr>
+                    <w:t xml:space="preserve"/>
+                  </w:r>
+                </w:p>
+              </w:tc>
+            </w:tr>
+            <w:tr>
+              <w:trPr>
+                <w:cantSplit/>
+                <w:trHeight w:val="460" w:hRule="exact"/>
+              </w:trPr>
+              <w:tc>
+                <w:tcPr>
+                  <w:tcW w:type="dxa" w:w="10026"/>
+                  <w:tcBorders>
+                    <w:top w:val="none" w:color="FFFFFF" w:sz="0"/>
+                    <w:left w:val="none" w:color="FFFFFF" w:sz="0"/>
+                    <w:bottom w:val="dotted" w:color="9AA8BC" w:sz="6"/>
+                    <w:right w:val="none" w:color="FFFFFF" w:sz="0"/>
+                  </w:tcBorders>
+                  <w:tcMar>
+                    <w:left w:type="dxa" w:w="0"/>
+                    <w:bottom w:type="dxa" w:w="20"/>
+                    <w:right w:type="dxa" w:w="0"/>
+                  </w:tcMar>
+                  <w:vAlign w:val="bottom"/>
+                </w:tcPr>
+                <w:p>
+                  <w:pPr>
+                    <w:spacing w:after="0" w:before="0"/>
+                  </w:pPr>
+                  <w:r>
+                    <w:rPr>
+                      <w:rFonts w:ascii="Arial" w:cs="Arial" w:eastAsia="Arial" w:hAnsi="Arial"/>
+                      <w:color w:val="5A6B85"/>
+                      <w:sz w:val="21"/>
+                      <w:szCs w:val="21"/>
+                    </w:rPr>
+                    <w:t xml:space="preserve"/>
+                  </w:r>
+                </w:p>
+              </w:tc>
+            </w:tr>
+          </w:tbl>
+          <w:p>
+            <w:pPr>
+              <w:keepNext/>
+              <w:spacing w:after="60" w:before="120"/>
+            </w:pPr>
+            <w:r>
+              <w:rPr>
+                <w:rFonts w:ascii="Arial" w:cs="Arial" w:eastAsia="Arial" w:hAnsi="Arial"/>
+                <w:b/>
+                <w:bCs/>
+                <w:sz w:val="21"/>
+                <w:szCs w:val="21"/>
+              </w:rPr>
+              <w:t xml:space="preserve">Why is peer-to-peer usually cheaper to set up?</w:t>
             </w:r>
           </w:p>
           <w:tbl>
@@ -2418,6 +3266,112 @@
               </w:tc>
             </w:tr>
           </w:tbl>
+          <w:p>
+            <w:pPr>
+              <w:keepNext/>
+              <w:spacing w:after="60" w:before="120"/>
+            </w:pPr>
+            <w:r>
+              <w:rPr>
+                <w:rFonts w:ascii="Arial" w:cs="Arial" w:eastAsia="Arial" w:hAnsi="Arial"/>
+                <w:b/>
+                <w:bCs/>
+                <w:sz w:val="21"/>
+                <w:szCs w:val="21"/>
+              </w:rPr>
+              <w:t xml:space="preserve">A games console downloads an update from the manufacturer's server. What is the console?</w:t>
+            </w:r>
+          </w:p>
+          <w:tbl>
+            <w:tblPr>
+              <w:tblW w:type="dxa" w:w="10026"/>
+              <w:tblBorders>
+                <w:top w:val="single" w:color="auto" w:sz="4"/>
+                <w:left w:val="single" w:color="auto" w:sz="4"/>
+                <w:bottom w:val="single" w:color="auto" w:sz="4"/>
+                <w:right w:val="single" w:color="auto" w:sz="4"/>
+                <w:insideH w:val="single" w:color="auto" w:sz="4"/>
+                <w:insideV w:val="single" w:color="auto" w:sz="4"/>
+              </w:tblBorders>
+            </w:tblPr>
+            <w:tblGrid>
+              <w:gridCol w:w="10026"/>
+            </w:tblGrid>
+            <w:tr>
+              <w:trPr>
+                <w:cantSplit/>
+                <w:trHeight w:val="460" w:hRule="exact"/>
+              </w:trPr>
+              <w:tc>
+                <w:tcPr>
+                  <w:tcW w:type="dxa" w:w="10026"/>
+                  <w:tcBorders>
+                    <w:top w:val="none" w:color="FFFFFF" w:sz="0"/>
+                    <w:left w:val="none" w:color="FFFFFF" w:sz="0"/>
+                    <w:bottom w:val="dotted" w:color="9AA8BC" w:sz="6"/>
+                    <w:right w:val="none" w:color="FFFFFF" w:sz="0"/>
+                  </w:tcBorders>
+                  <w:tcMar>
+                    <w:left w:type="dxa" w:w="0"/>
+                    <w:bottom w:type="dxa" w:w="20"/>
+                    <w:right w:type="dxa" w:w="0"/>
+                  </w:tcMar>
+                  <w:vAlign w:val="bottom"/>
+                </w:tcPr>
+                <w:p>
+                  <w:pPr>
+                    <w:spacing w:after="0" w:before="0"/>
+                  </w:pPr>
+                  <w:r>
+                    <w:rPr>
+                      <w:rFonts w:ascii="Arial" w:cs="Arial" w:eastAsia="Arial" w:hAnsi="Arial"/>
+                      <w:color w:val="5A6B85"/>
+                      <w:sz w:val="21"/>
+                      <w:szCs w:val="21"/>
+                    </w:rPr>
+                    <w:t xml:space="preserve"/>
+                  </w:r>
+                </w:p>
+              </w:tc>
+            </w:tr>
+            <w:tr>
+              <w:trPr>
+                <w:cantSplit/>
+                <w:trHeight w:val="460" w:hRule="exact"/>
+              </w:trPr>
+              <w:tc>
+                <w:tcPr>
+                  <w:tcW w:type="dxa" w:w="10026"/>
+                  <w:tcBorders>
+                    <w:top w:val="none" w:color="FFFFFF" w:sz="0"/>
+                    <w:left w:val="none" w:color="FFFFFF" w:sz="0"/>
+                    <w:bottom w:val="dotted" w:color="9AA8BC" w:sz="6"/>
+                    <w:right w:val="none" w:color="FFFFFF" w:sz="0"/>
+                  </w:tcBorders>
+                  <w:tcMar>
+                    <w:left w:type="dxa" w:w="0"/>
+                    <w:bottom w:type="dxa" w:w="20"/>
+                    <w:right w:type="dxa" w:w="0"/>
+                  </w:tcMar>
+                  <w:vAlign w:val="bottom"/>
+                </w:tcPr>
+                <w:p>
+                  <w:pPr>
+                    <w:spacing w:after="0" w:before="0"/>
+                  </w:pPr>
+                  <w:r>
+                    <w:rPr>
+                      <w:rFonts w:ascii="Arial" w:cs="Arial" w:eastAsia="Arial" w:hAnsi="Arial"/>
+                      <w:color w:val="5A6B85"/>
+                      <w:sz w:val="21"/>
+                      <w:szCs w:val="21"/>
+                    </w:rPr>
+                    <w:t xml:space="preserve"/>
+                  </w:r>
+                </w:p>
+              </w:tc>
+            </w:tr>
+          </w:tbl>
           <w:p/>
         </w:tc>
       </w:tr>
@@ -2609,6 +3563,218 @@
                 <w:szCs w:val="21"/>
               </w:rPr>
               <w:t xml:space="preserve">Is torrenting client-server or peer-to-peer? Is it a quicker or slower way to download big files, and why?</w:t>
+            </w:r>
+          </w:p>
+          <w:tbl>
+            <w:tblPr>
+              <w:tblW w:type="dxa" w:w="10026"/>
+              <w:tblBorders>
+                <w:top w:val="single" w:color="auto" w:sz="4"/>
+                <w:left w:val="single" w:color="auto" w:sz="4"/>
+                <w:bottom w:val="single" w:color="auto" w:sz="4"/>
+                <w:right w:val="single" w:color="auto" w:sz="4"/>
+                <w:insideH w:val="single" w:color="auto" w:sz="4"/>
+                <w:insideV w:val="single" w:color="auto" w:sz="4"/>
+              </w:tblBorders>
+            </w:tblPr>
+            <w:tblGrid>
+              <w:gridCol w:w="10026"/>
+            </w:tblGrid>
+            <w:tr>
+              <w:trPr>
+                <w:cantSplit/>
+                <w:trHeight w:val="460" w:hRule="exact"/>
+              </w:trPr>
+              <w:tc>
+                <w:tcPr>
+                  <w:tcW w:type="dxa" w:w="10026"/>
+                  <w:tcBorders>
+                    <w:top w:val="none" w:color="FFFFFF" w:sz="0"/>
+                    <w:left w:val="none" w:color="FFFFFF" w:sz="0"/>
+                    <w:bottom w:val="dotted" w:color="9AA8BC" w:sz="6"/>
+                    <w:right w:val="none" w:color="FFFFFF" w:sz="0"/>
+                  </w:tcBorders>
+                  <w:tcMar>
+                    <w:left w:type="dxa" w:w="0"/>
+                    <w:bottom w:type="dxa" w:w="20"/>
+                    <w:right w:type="dxa" w:w="0"/>
+                  </w:tcMar>
+                  <w:vAlign w:val="bottom"/>
+                </w:tcPr>
+                <w:p>
+                  <w:pPr>
+                    <w:spacing w:after="0" w:before="0"/>
+                  </w:pPr>
+                  <w:r>
+                    <w:rPr>
+                      <w:rFonts w:ascii="Arial" w:cs="Arial" w:eastAsia="Arial" w:hAnsi="Arial"/>
+                      <w:color w:val="5A6B85"/>
+                      <w:sz w:val="21"/>
+                      <w:szCs w:val="21"/>
+                    </w:rPr>
+                    <w:t xml:space="preserve"/>
+                  </w:r>
+                </w:p>
+              </w:tc>
+            </w:tr>
+            <w:tr>
+              <w:trPr>
+                <w:cantSplit/>
+                <w:trHeight w:val="460" w:hRule="exact"/>
+              </w:trPr>
+              <w:tc>
+                <w:tcPr>
+                  <w:tcW w:type="dxa" w:w="10026"/>
+                  <w:tcBorders>
+                    <w:top w:val="none" w:color="FFFFFF" w:sz="0"/>
+                    <w:left w:val="none" w:color="FFFFFF" w:sz="0"/>
+                    <w:bottom w:val="dotted" w:color="9AA8BC" w:sz="6"/>
+                    <w:right w:val="none" w:color="FFFFFF" w:sz="0"/>
+                  </w:tcBorders>
+                  <w:tcMar>
+                    <w:left w:type="dxa" w:w="0"/>
+                    <w:bottom w:type="dxa" w:w="20"/>
+                    <w:right w:type="dxa" w:w="0"/>
+                  </w:tcMar>
+                  <w:vAlign w:val="bottom"/>
+                </w:tcPr>
+                <w:p>
+                  <w:pPr>
+                    <w:spacing w:after="0" w:before="0"/>
+                  </w:pPr>
+                  <w:r>
+                    <w:rPr>
+                      <w:rFonts w:ascii="Arial" w:cs="Arial" w:eastAsia="Arial" w:hAnsi="Arial"/>
+                      <w:color w:val="5A6B85"/>
+                      <w:sz w:val="21"/>
+                      <w:szCs w:val="21"/>
+                    </w:rPr>
+                    <w:t xml:space="preserve"/>
+                  </w:r>
+                </w:p>
+              </w:tc>
+            </w:tr>
+          </w:tbl>
+          <w:p>
+            <w:pPr>
+              <w:keepNext/>
+              <w:spacing w:after="60" w:before="120"/>
+            </w:pPr>
+            <w:r>
+              <w:rPr>
+                <w:rFonts w:ascii="Arial" w:cs="Arial" w:eastAsia="Arial" w:hAnsi="Arial"/>
+                <w:b/>
+                <w:bCs/>
+                <w:sz w:val="21"/>
+                <w:szCs w:val="21"/>
+              </w:rPr>
+              <w:t xml:space="preserve">Torrenting is an example of which model?</w:t>
+            </w:r>
+          </w:p>
+          <w:tbl>
+            <w:tblPr>
+              <w:tblW w:type="dxa" w:w="10026"/>
+              <w:tblBorders>
+                <w:top w:val="single" w:color="auto" w:sz="4"/>
+                <w:left w:val="single" w:color="auto" w:sz="4"/>
+                <w:bottom w:val="single" w:color="auto" w:sz="4"/>
+                <w:right w:val="single" w:color="auto" w:sz="4"/>
+                <w:insideH w:val="single" w:color="auto" w:sz="4"/>
+                <w:insideV w:val="single" w:color="auto" w:sz="4"/>
+              </w:tblBorders>
+            </w:tblPr>
+            <w:tblGrid>
+              <w:gridCol w:w="10026"/>
+            </w:tblGrid>
+            <w:tr>
+              <w:trPr>
+                <w:cantSplit/>
+                <w:trHeight w:val="460" w:hRule="exact"/>
+              </w:trPr>
+              <w:tc>
+                <w:tcPr>
+                  <w:tcW w:type="dxa" w:w="10026"/>
+                  <w:tcBorders>
+                    <w:top w:val="none" w:color="FFFFFF" w:sz="0"/>
+                    <w:left w:val="none" w:color="FFFFFF" w:sz="0"/>
+                    <w:bottom w:val="dotted" w:color="9AA8BC" w:sz="6"/>
+                    <w:right w:val="none" w:color="FFFFFF" w:sz="0"/>
+                  </w:tcBorders>
+                  <w:tcMar>
+                    <w:left w:type="dxa" w:w="0"/>
+                    <w:bottom w:type="dxa" w:w="20"/>
+                    <w:right w:type="dxa" w:w="0"/>
+                  </w:tcMar>
+                  <w:vAlign w:val="bottom"/>
+                </w:tcPr>
+                <w:p>
+                  <w:pPr>
+                    <w:spacing w:after="0" w:before="0"/>
+                  </w:pPr>
+                  <w:r>
+                    <w:rPr>
+                      <w:rFonts w:ascii="Arial" w:cs="Arial" w:eastAsia="Arial" w:hAnsi="Arial"/>
+                      <w:color w:val="5A6B85"/>
+                      <w:sz w:val="21"/>
+                      <w:szCs w:val="21"/>
+                    </w:rPr>
+                    <w:t xml:space="preserve"/>
+                  </w:r>
+                </w:p>
+              </w:tc>
+            </w:tr>
+            <w:tr>
+              <w:trPr>
+                <w:cantSplit/>
+                <w:trHeight w:val="460" w:hRule="exact"/>
+              </w:trPr>
+              <w:tc>
+                <w:tcPr>
+                  <w:tcW w:type="dxa" w:w="10026"/>
+                  <w:tcBorders>
+                    <w:top w:val="none" w:color="FFFFFF" w:sz="0"/>
+                    <w:left w:val="none" w:color="FFFFFF" w:sz="0"/>
+                    <w:bottom w:val="dotted" w:color="9AA8BC" w:sz="6"/>
+                    <w:right w:val="none" w:color="FFFFFF" w:sz="0"/>
+                  </w:tcBorders>
+                  <w:tcMar>
+                    <w:left w:type="dxa" w:w="0"/>
+                    <w:bottom w:type="dxa" w:w="20"/>
+                    <w:right w:type="dxa" w:w="0"/>
+                  </w:tcMar>
+                  <w:vAlign w:val="bottom"/>
+                </w:tcPr>
+                <w:p>
+                  <w:pPr>
+                    <w:spacing w:after="0" w:before="0"/>
+                  </w:pPr>
+                  <w:r>
+                    <w:rPr>
+                      <w:rFonts w:ascii="Arial" w:cs="Arial" w:eastAsia="Arial" w:hAnsi="Arial"/>
+                      <w:color w:val="5A6B85"/>
+                      <w:sz w:val="21"/>
+                      <w:szCs w:val="21"/>
+                    </w:rPr>
+                    <w:t xml:space="preserve"/>
+                  </w:r>
+                </w:p>
+              </w:tc>
+            </w:tr>
+          </w:tbl>
+          <w:p>
+            <w:pPr>
+              <w:keepNext/>
+              <w:spacing w:after="60" w:before="120"/>
+            </w:pPr>
+            <w:r>
+              <w:rPr>
+                <w:rFonts w:ascii="Arial" w:cs="Arial" w:eastAsia="Arial" w:hAnsi="Arial"/>
+                <w:b/>
+                <w:bCs/>
+                <w:sz w:val="21"/>
+                <w:szCs w:val="21"/>
+              </w:rPr>
+              <w:t xml:space="preserve">Why can torrent downloads be fast?</w:t>
             </w:r>
           </w:p>
           <w:tbl>
@@ -2917,7 +4083,7 @@
                       <w:sz w:val="21"/>
                       <w:szCs w:val="21"/>
                     </w:rPr>
-                    <w:t xml:space="preserve">Users need to manage their own backups</w:t>
+                    <w:t xml:space="preserve">Each user has to back up their own machine</w:t>
                   </w:r>
                 </w:p>
               </w:tc>
@@ -2989,7 +4155,7 @@
                       <w:sz w:val="21"/>
                       <w:szCs w:val="21"/>
                     </w:rPr>
-                    <w:t xml:space="preserve">Less secure</w:t>
+                    <w:t xml:space="preserve">Files end up scattered and hard to find</w:t>
                   </w:r>
                 </w:p>
               </w:tc>
@@ -3061,7 +4227,7 @@
                       <w:sz w:val="21"/>
                       <w:szCs w:val="21"/>
                     </w:rPr>
-                    <w:t xml:space="preserve">Cheaper to set up: no expensive hardware required</w:t>
+                    <w:t xml:space="preserve">No expensive central machine to buy</w:t>
                   </w:r>
                 </w:p>
               </w:tc>
@@ -3133,7 +4299,7 @@
                       <w:sz w:val="21"/>
                       <w:szCs w:val="21"/>
                     </w:rPr>
-                    <w:t xml:space="preserve">Easier to take backups of all shared data</w:t>
+                    <w:t xml:space="preserve">One nightly backup covers everyone's shared work</w:t>
                   </w:r>
                 </w:p>
               </w:tc>
@@ -3205,7 +4371,7 @@
                       <w:sz w:val="21"/>
                       <w:szCs w:val="21"/>
                     </w:rPr>
-                    <w:t xml:space="preserve">No dependency on a single machine</w:t>
+                    <w:t xml:space="preserve">Carries on working if one computer is switched off</w:t>
                   </w:r>
                 </w:p>
               </w:tc>
@@ -3277,7 +4443,7 @@
                       <w:sz w:val="21"/>
                       <w:szCs w:val="21"/>
                     </w:rPr>
-                    <w:t xml:space="preserve">Difficult to maintain a well-ordered file store</w:t>
+                    <w:t xml:space="preserve">Security settings are hard to apply consistently</w:t>
                   </w:r>
                 </w:p>
               </w:tc>
@@ -3349,7 +4515,7 @@
                       <w:sz w:val="21"/>
                       <w:szCs w:val="21"/>
                     </w:rPr>
-                    <w:t xml:space="preserve">Easier to manage file security</w:t>
+                    <w:t xml:space="preserve">Permissions are set once, centrally</w:t>
                   </w:r>
                 </w:p>
               </w:tc>
@@ -3421,7 +4587,7 @@
                       <w:sz w:val="21"/>
                       <w:szCs w:val="21"/>
                     </w:rPr>
-                    <w:t xml:space="preserve">Requires IT specialists to maintain</w:t>
+                    <w:t xml:space="preserve">Needs trained staff to look after it</w:t>
                   </w:r>
                 </w:p>
               </w:tc>
@@ -3493,7 +4659,7 @@
                       <w:sz w:val="21"/>
                       <w:szCs w:val="21"/>
                     </w:rPr>
-                    <w:t xml:space="preserve">Easier to install software updates</w:t>
+                    <w:t xml:space="preserve">New software can be pushed to every machine at once</w:t>
                   </w:r>
                 </w:p>
               </w:tc>
@@ -3565,7 +4731,7 @@
                       <w:sz w:val="21"/>
                       <w:szCs w:val="21"/>
                     </w:rPr>
-                    <w:t xml:space="preserve">Can be expensive to set up and maintain</w:t>
+                    <w:t xml:space="preserve">Costs more to buy and to run</w:t>
                   </w:r>
                 </w:p>
               </w:tc>
@@ -3637,7 +4803,7 @@
                       <w:sz w:val="21"/>
                       <w:szCs w:val="21"/>
                     </w:rPr>
-                    <w:t xml:space="preserve">Very easy to maintain: specialist staff aren't required</w:t>
+                    <w:t xml:space="preserve">Anyone can set it up without training</w:t>
                   </w:r>
                 </w:p>
               </w:tc>
@@ -3709,7 +4875,7 @@
                       <w:sz w:val="21"/>
                       <w:szCs w:val="21"/>
                     </w:rPr>
-                    <w:t xml:space="preserve">Single point of failure</w:t>
+                    <w:t xml:space="preserve">Everything stops if the central machine fails</w:t>
                   </w:r>
                 </w:p>
               </w:tc>
@@ -4164,7 +5330,7 @@
                 <w:sz w:val="21"/>
                 <w:szCs w:val="21"/>
               </w:rPr>
-              <w:t xml:space="preserve">a)  Describe the role of a server in a client-server network.  </w:t>
+              <w:t xml:space="preserve">a)  Describe what a server does in a client-server network.  </w:t>
             </w:r>
             <w:r>
               <w:rPr>
@@ -4279,7 +5445,7 @@
                 <w:sz w:val="21"/>
                 <w:szCs w:val="21"/>
               </w:rPr>
-              <w:t xml:space="preserve">b)  State two advantages of a peer-to-peer network.  </w:t>
+              <w:t xml:space="preserve">b)  Give two reasons a small office might choose peer-to-peer.  </w:t>
             </w:r>
             <w:r>
               <w:rPr>
@@ -4394,7 +5560,7 @@
                 <w:sz w:val="21"/>
                 <w:szCs w:val="21"/>
               </w:rPr>
-              <w:t xml:space="preserve">c)  A school is choosing between client-server and peer-to-peer. Recommend one and justify your choice.  </w:t>
+              <w:t xml:space="preserve">c)  A school is choosing between client-server and peer-to-peer. Recommend one and justify your choice using two characteristics.  </w:t>
             </w:r>
             <w:r>
               <w:rPr>
@@ -4403,7 +5569,7 @@
                 <w:sz w:val="21"/>
                 <w:szCs w:val="21"/>
               </w:rPr>
-              <w:t xml:space="preserve">[4]</w:t>
+              <w:t xml:space="preserve">[6]</w:t>
             </w:r>
           </w:p>
           <w:tbl>
@@ -4421,6 +5587,43 @@
             <w:tblGrid>
               <w:gridCol w:w="10026"/>
             </w:tblGrid>
+            <w:tr>
+              <w:trPr>
+                <w:cantSplit/>
+                <w:trHeight w:val="460" w:hRule="exact"/>
+              </w:trPr>
+              <w:tc>
+                <w:tcPr>
+                  <w:tcW w:type="dxa" w:w="10026"/>
+                  <w:tcBorders>
+                    <w:top w:val="none" w:color="FFFFFF" w:sz="0"/>
+                    <w:left w:val="none" w:color="FFFFFF" w:sz="0"/>
+                    <w:bottom w:val="dotted" w:color="9AA8BC" w:sz="6"/>
+                    <w:right w:val="none" w:color="FFFFFF" w:sz="0"/>
+                  </w:tcBorders>
+                  <w:tcMar>
+                    <w:left w:type="dxa" w:w="0"/>
+                    <w:bottom w:type="dxa" w:w="20"/>
+                    <w:right w:type="dxa" w:w="0"/>
+                  </w:tcMar>
+                  <w:vAlign w:val="bottom"/>
+                </w:tcPr>
+                <w:p>
+                  <w:pPr>
+                    <w:spacing w:after="0" w:before="0"/>
+                  </w:pPr>
+                  <w:r>
+                    <w:rPr>
+                      <w:rFonts w:ascii="Arial" w:cs="Arial" w:eastAsia="Arial" w:hAnsi="Arial"/>
+                      <w:color w:val="5A6B85"/>
+                      <w:sz w:val="21"/>
+                      <w:szCs w:val="21"/>
+                    </w:rPr>
+                    <w:t xml:space="preserve"/>
+                  </w:r>
+                </w:p>
+              </w:tc>
+            </w:tr>
             <w:tr>
               <w:trPr>
                 <w:cantSplit/>
